--- a/doc/user_manual.docx
+++ b/doc/user_manual.docx
@@ -68,7 +68,12 @@
     <w:p/>
     <w:p>
       <w:r>
-        <w:t>コマンドプロンプトまたは PowerShell で以下を実行します。</w:t>
+        <w:t>デスクトップの masking.bat をダブルクリックして起動します。</w:t>
+      </w:r>
+    </w:p>
+    <w:p>
+      <w:r>
+        <w:t>またはコマンドプロンプトで以下を実行します。</w:t>
       </w:r>
     </w:p>
     <w:tbl>
@@ -92,7 +97,7 @@
                 <w:color w:val="FFA040"/>
                 <w:sz w:val="26"/>
               </w:rPr>
-              <w:t>masking</w:t>
+              <w:t>masking.bat</w:t>
             </w:r>
           </w:p>
         </w:tc>
@@ -288,7 +293,7 @@
         <w:rPr>
           <w:color w:val="332000"/>
         </w:rPr>
-        <w:t xml:space="preserve">  マスキング方式・対象カテゴリを選択する</w:t>
+        <w:t xml:space="preserve">  「マスキング方式」を選択し、必要に応じて「マスキング対象」をクリックして種別を絞り込む</w:t>
       </w:r>
     </w:p>
     <w:p>
@@ -454,7 +459,7 @@
         <w:rPr>
           <w:color w:val="332000"/>
         </w:rPr>
-        <w:t xml:space="preserve">  マスキング方式・対象カテゴリ・追加オプションを確認する</w:t>
+        <w:t xml:space="preserve">  「マスキング方式」を選択し、必要に応じて「マスキング対象」をクリックして種別を絞り込む</w:t>
       </w:r>
     </w:p>
     <w:p>
